--- a/Assets/Dokumentacja.docx
+++ b/Assets/Dokumentacja.docx
@@ -392,7 +392,9 @@
     <w:sdt>
       <w:sdtPr>
         <w:rPr>
-          <w:rFonts w:eastAsiaTheme="minorHAnsi" w:cstheme="majorHAnsi"/>
+          <w:rFonts w:ascii="Calibri" w:eastAsiaTheme="minorHAnsi" w:hAnsi="Calibri" w:cstheme="majorHAnsi"/>
+          <w:b w:val="0"/>
+          <w:bCs w:val="0"/>
           <w:kern w:val="2"/>
           <w:sz w:val="24"/>
           <w:szCs w:val="24"/>
@@ -447,11 +449,10 @@
           <w:pPr>
             <w:pStyle w:val="TOC1"/>
             <w:tabs>
-              <w:tab w:val="left" w:pos="480"/>
-              <w:tab w:val="right" w:leader="dot" w:pos="9062"/>
+              <w:tab w:val="right" w:leader="dot" w:pos="9396"/>
             </w:tabs>
             <w:rPr>
-              <w:rFonts w:asciiTheme="majorHAnsi" w:eastAsiaTheme="minorEastAsia" w:hAnsiTheme="majorHAnsi" w:cstheme="majorHAnsi"/>
+              <w:rFonts w:eastAsiaTheme="minorEastAsia"/>
               <w:noProof/>
               <w:lang w:eastAsia="pl-PL"/>
             </w:rPr>
@@ -474,34 +475,17 @@
             </w:rPr>
             <w:fldChar w:fldCharType="separate"/>
           </w:r>
-          <w:hyperlink w:anchor="_Toc231917839" w:history="1">
+          <w:hyperlink w:anchor="_Toc232073986" w:history="1">
             <w:r>
               <w:rPr>
                 <w:rStyle w:val="Hyperlink"/>
-                <w:rFonts w:asciiTheme="majorHAnsi" w:hAnsiTheme="majorHAnsi" w:cstheme="majorHAnsi"/>
+                <w:rFonts w:cstheme="majorHAnsi"/>
                 <w:noProof/>
               </w:rPr>
-              <w:t>1.</w:t>
+              <w:t>1. Opis i założenia projektu</w:t>
             </w:r>
             <w:r>
               <w:rPr>
-                <w:rFonts w:asciiTheme="majorHAnsi" w:eastAsiaTheme="minorEastAsia" w:hAnsiTheme="majorHAnsi" w:cstheme="majorHAnsi"/>
-                <w:noProof/>
-                <w:lang w:eastAsia="pl-PL"/>
-              </w:rPr>
-              <w:tab/>
-            </w:r>
-            <w:r>
-              <w:rPr>
-                <w:rStyle w:val="Hyperlink"/>
-                <w:rFonts w:asciiTheme="majorHAnsi" w:hAnsiTheme="majorHAnsi" w:cstheme="majorHAnsi"/>
-                <w:noProof/>
-              </w:rPr>
-              <w:t>Opis i założenia projektu</w:t>
-            </w:r>
-            <w:r>
-              <w:rPr>
-                <w:rFonts w:asciiTheme="majorHAnsi" w:hAnsiTheme="majorHAnsi" w:cstheme="majorHAnsi"/>
                 <w:noProof/>
                 <w:webHidden/>
               </w:rPr>
@@ -509,7 +493,6 @@
             </w:r>
             <w:r>
               <w:rPr>
-                <w:rFonts w:asciiTheme="majorHAnsi" w:hAnsiTheme="majorHAnsi" w:cstheme="majorHAnsi"/>
                 <w:noProof/>
                 <w:webHidden/>
               </w:rPr>
@@ -517,22 +500,19 @@
             </w:r>
             <w:r>
               <w:rPr>
-                <w:rFonts w:asciiTheme="majorHAnsi" w:hAnsiTheme="majorHAnsi" w:cstheme="majorHAnsi"/>
                 <w:noProof/>
                 <w:webHidden/>
               </w:rPr>
-              <w:instrText xml:space="preserve"> PAGEREF _Toc231917839 \h </w:instrText>
+              <w:instrText xml:space="preserve"> PAGEREF _Toc232073986 \h </w:instrText>
             </w:r>
             <w:r>
               <w:rPr>
-                <w:rFonts w:asciiTheme="majorHAnsi" w:hAnsiTheme="majorHAnsi" w:cstheme="majorHAnsi"/>
                 <w:noProof/>
                 <w:webHidden/>
               </w:rPr>
             </w:r>
             <w:r>
               <w:rPr>
-                <w:rFonts w:asciiTheme="majorHAnsi" w:hAnsiTheme="majorHAnsi" w:cstheme="majorHAnsi"/>
                 <w:noProof/>
                 <w:webHidden/>
               </w:rPr>
@@ -540,7 +520,6 @@
             </w:r>
             <w:r>
               <w:rPr>
-                <w:rFonts w:asciiTheme="majorHAnsi" w:hAnsiTheme="majorHAnsi" w:cstheme="majorHAnsi"/>
                 <w:noProof/>
                 <w:webHidden/>
               </w:rPr>
@@ -548,7 +527,76 @@
             </w:r>
             <w:r>
               <w:rPr>
-                <w:rFonts w:asciiTheme="majorHAnsi" w:hAnsiTheme="majorHAnsi" w:cstheme="majorHAnsi"/>
+                <w:noProof/>
+                <w:webHidden/>
+              </w:rPr>
+              <w:fldChar w:fldCharType="end"/>
+            </w:r>
+          </w:hyperlink>
+        </w:p>
+        <w:p>
+          <w:pPr>
+            <w:pStyle w:val="TOC2"/>
+            <w:tabs>
+              <w:tab w:val="right" w:leader="dot" w:pos="9396"/>
+            </w:tabs>
+            <w:rPr>
+              <w:noProof/>
+            </w:rPr>
+          </w:pPr>
+          <w:hyperlink w:anchor="_Toc232073987" w:history="1">
+            <w:r>
+              <w:rPr>
+                <w:rStyle w:val="Hyperlink"/>
+                <w:rFonts w:cstheme="majorHAnsi"/>
+                <w:noProof/>
+                <w:lang w:val="pl-PL"/>
+              </w:rPr>
+              <w:t>Założenia projektu</w:t>
+            </w:r>
+            <w:r>
+              <w:rPr>
+                <w:noProof/>
+                <w:webHidden/>
+              </w:rPr>
+              <w:tab/>
+            </w:r>
+            <w:r>
+              <w:rPr>
+                <w:noProof/>
+                <w:webHidden/>
+              </w:rPr>
+              <w:fldChar w:fldCharType="begin"/>
+            </w:r>
+            <w:r>
+              <w:rPr>
+                <w:noProof/>
+                <w:webHidden/>
+              </w:rPr>
+              <w:instrText xml:space="preserve"> PAGEREF _Toc232073987 \h </w:instrText>
+            </w:r>
+            <w:r>
+              <w:rPr>
+                <w:noProof/>
+                <w:webHidden/>
+              </w:rPr>
+            </w:r>
+            <w:r>
+              <w:rPr>
+                <w:noProof/>
+                <w:webHidden/>
+              </w:rPr>
+              <w:fldChar w:fldCharType="separate"/>
+            </w:r>
+            <w:r>
+              <w:rPr>
+                <w:noProof/>
+                <w:webHidden/>
+              </w:rPr>
+              <w:t>3</w:t>
+            </w:r>
+            <w:r>
+              <w:rPr>
                 <w:noProof/>
                 <w:webHidden/>
               </w:rPr>
@@ -560,43 +608,25 @@
           <w:pPr>
             <w:pStyle w:val="TOC1"/>
             <w:tabs>
-              <w:tab w:val="left" w:pos="480"/>
-              <w:tab w:val="right" w:leader="dot" w:pos="9062"/>
+              <w:tab w:val="right" w:leader="dot" w:pos="9396"/>
             </w:tabs>
             <w:rPr>
-              <w:rFonts w:asciiTheme="majorHAnsi" w:eastAsiaTheme="minorEastAsia" w:hAnsiTheme="majorHAnsi" w:cstheme="majorHAnsi"/>
+              <w:rFonts w:eastAsiaTheme="minorEastAsia"/>
               <w:noProof/>
               <w:lang w:eastAsia="pl-PL"/>
             </w:rPr>
           </w:pPr>
-          <w:hyperlink w:anchor="_Toc231917840" w:history="1">
+          <w:hyperlink w:anchor="_Toc232073988" w:history="1">
             <w:r>
               <w:rPr>
                 <w:rStyle w:val="Hyperlink"/>
-                <w:rFonts w:asciiTheme="majorHAnsi" w:hAnsiTheme="majorHAnsi" w:cstheme="majorHAnsi"/>
+                <w:rFonts w:cstheme="majorHAnsi"/>
                 <w:noProof/>
               </w:rPr>
-              <w:t>2.</w:t>
+              <w:t>2. Opis techniczny projektu</w:t>
             </w:r>
             <w:r>
               <w:rPr>
-                <w:rFonts w:asciiTheme="majorHAnsi" w:eastAsiaTheme="minorEastAsia" w:hAnsiTheme="majorHAnsi" w:cstheme="majorHAnsi"/>
-                <w:noProof/>
-                <w:lang w:eastAsia="pl-PL"/>
-              </w:rPr>
-              <w:tab/>
-            </w:r>
-            <w:r>
-              <w:rPr>
-                <w:rStyle w:val="Hyperlink"/>
-                <w:rFonts w:asciiTheme="majorHAnsi" w:hAnsiTheme="majorHAnsi" w:cstheme="majorHAnsi"/>
-                <w:noProof/>
-              </w:rPr>
-              <w:t>Opis techniczny projektu</w:t>
-            </w:r>
-            <w:r>
-              <w:rPr>
-                <w:rFonts w:asciiTheme="majorHAnsi" w:hAnsiTheme="majorHAnsi" w:cstheme="majorHAnsi"/>
                 <w:noProof/>
                 <w:webHidden/>
               </w:rPr>
@@ -604,7 +634,6 @@
             </w:r>
             <w:r>
               <w:rPr>
-                <w:rFonts w:asciiTheme="majorHAnsi" w:hAnsiTheme="majorHAnsi" w:cstheme="majorHAnsi"/>
                 <w:noProof/>
                 <w:webHidden/>
               </w:rPr>
@@ -612,22 +641,19 @@
             </w:r>
             <w:r>
               <w:rPr>
-                <w:rFonts w:asciiTheme="majorHAnsi" w:hAnsiTheme="majorHAnsi" w:cstheme="majorHAnsi"/>
                 <w:noProof/>
                 <w:webHidden/>
               </w:rPr>
-              <w:instrText xml:space="preserve"> PAGEREF _Toc231917840 \h </w:instrText>
+              <w:instrText xml:space="preserve"> PAGEREF _Toc232073988 \h </w:instrText>
             </w:r>
             <w:r>
               <w:rPr>
-                <w:rFonts w:asciiTheme="majorHAnsi" w:hAnsiTheme="majorHAnsi" w:cstheme="majorHAnsi"/>
                 <w:noProof/>
                 <w:webHidden/>
               </w:rPr>
             </w:r>
             <w:r>
               <w:rPr>
-                <w:rFonts w:asciiTheme="majorHAnsi" w:hAnsiTheme="majorHAnsi" w:cstheme="majorHAnsi"/>
                 <w:noProof/>
                 <w:webHidden/>
               </w:rPr>
@@ -635,7 +661,6 @@
             </w:r>
             <w:r>
               <w:rPr>
-                <w:rFonts w:asciiTheme="majorHAnsi" w:hAnsiTheme="majorHAnsi" w:cstheme="majorHAnsi"/>
                 <w:noProof/>
                 <w:webHidden/>
               </w:rPr>
@@ -643,7 +668,6 @@
             </w:r>
             <w:r>
               <w:rPr>
-                <w:rFonts w:asciiTheme="majorHAnsi" w:hAnsiTheme="majorHAnsi" w:cstheme="majorHAnsi"/>
                 <w:noProof/>
                 <w:webHidden/>
               </w:rPr>
@@ -653,45 +677,26 @@
         </w:p>
         <w:p>
           <w:pPr>
-            <w:pStyle w:val="TOC3"/>
+            <w:pStyle w:val="TOC2"/>
             <w:tabs>
-              <w:tab w:val="left" w:pos="1200"/>
-              <w:tab w:val="right" w:leader="dot" w:pos="9062"/>
+              <w:tab w:val="right" w:leader="dot" w:pos="9396"/>
             </w:tabs>
             <w:rPr>
-              <w:rFonts w:asciiTheme="majorHAnsi" w:eastAsiaTheme="minorEastAsia" w:hAnsiTheme="majorHAnsi" w:cstheme="majorHAnsi"/>
               <w:noProof/>
-              <w:lang w:eastAsia="pl-PL"/>
             </w:rPr>
           </w:pPr>
-          <w:hyperlink w:anchor="_Toc231917841" w:history="1">
+          <w:hyperlink w:anchor="_Toc232073989" w:history="1">
             <w:r>
               <w:rPr>
                 <w:rStyle w:val="Hyperlink"/>
-                <w:rFonts w:asciiTheme="majorHAnsi" w:hAnsiTheme="majorHAnsi" w:cstheme="majorHAnsi"/>
+                <w:rFonts w:cstheme="majorHAnsi"/>
                 <w:noProof/>
+                <w:lang w:val="pl-PL"/>
               </w:rPr>
-              <w:t>2.1.</w:t>
+              <w:t>2.1. Interfejsy</w:t>
             </w:r>
             <w:r>
               <w:rPr>
-                <w:rFonts w:asciiTheme="majorHAnsi" w:eastAsiaTheme="minorEastAsia" w:hAnsiTheme="majorHAnsi" w:cstheme="majorHAnsi"/>
-                <w:noProof/>
-                <w:lang w:eastAsia="pl-PL"/>
-              </w:rPr>
-              <w:tab/>
-            </w:r>
-            <w:r>
-              <w:rPr>
-                <w:rStyle w:val="Hyperlink"/>
-                <w:rFonts w:asciiTheme="majorHAnsi" w:hAnsiTheme="majorHAnsi" w:cstheme="majorHAnsi"/>
-                <w:noProof/>
-              </w:rPr>
-              <w:t>Interfejsy</w:t>
-            </w:r>
-            <w:r>
-              <w:rPr>
-                <w:rFonts w:asciiTheme="majorHAnsi" w:hAnsiTheme="majorHAnsi" w:cstheme="majorHAnsi"/>
                 <w:noProof/>
                 <w:webHidden/>
               </w:rPr>
@@ -699,7 +704,6 @@
             </w:r>
             <w:r>
               <w:rPr>
-                <w:rFonts w:asciiTheme="majorHAnsi" w:hAnsiTheme="majorHAnsi" w:cstheme="majorHAnsi"/>
                 <w:noProof/>
                 <w:webHidden/>
               </w:rPr>
@@ -707,22 +711,19 @@
             </w:r>
             <w:r>
               <w:rPr>
-                <w:rFonts w:asciiTheme="majorHAnsi" w:hAnsiTheme="majorHAnsi" w:cstheme="majorHAnsi"/>
                 <w:noProof/>
                 <w:webHidden/>
               </w:rPr>
-              <w:instrText xml:space="preserve"> PAGEREF _Toc231917841 \h </w:instrText>
+              <w:instrText xml:space="preserve"> PAGEREF _Toc232073989 \h </w:instrText>
             </w:r>
             <w:r>
               <w:rPr>
-                <w:rFonts w:asciiTheme="majorHAnsi" w:hAnsiTheme="majorHAnsi" w:cstheme="majorHAnsi"/>
                 <w:noProof/>
                 <w:webHidden/>
               </w:rPr>
             </w:r>
             <w:r>
               <w:rPr>
-                <w:rFonts w:asciiTheme="majorHAnsi" w:hAnsiTheme="majorHAnsi" w:cstheme="majorHAnsi"/>
                 <w:noProof/>
                 <w:webHidden/>
               </w:rPr>
@@ -730,7 +731,6 @@
             </w:r>
             <w:r>
               <w:rPr>
-                <w:rFonts w:asciiTheme="majorHAnsi" w:hAnsiTheme="majorHAnsi" w:cstheme="majorHAnsi"/>
                 <w:noProof/>
                 <w:webHidden/>
               </w:rPr>
@@ -738,7 +738,6 @@
             </w:r>
             <w:r>
               <w:rPr>
-                <w:rFonts w:asciiTheme="majorHAnsi" w:hAnsiTheme="majorHAnsi" w:cstheme="majorHAnsi"/>
                 <w:noProof/>
                 <w:webHidden/>
               </w:rPr>
@@ -748,45 +747,26 @@
         </w:p>
         <w:p>
           <w:pPr>
-            <w:pStyle w:val="TOC3"/>
+            <w:pStyle w:val="TOC2"/>
             <w:tabs>
-              <w:tab w:val="left" w:pos="1200"/>
-              <w:tab w:val="right" w:leader="dot" w:pos="9062"/>
+              <w:tab w:val="right" w:leader="dot" w:pos="9396"/>
             </w:tabs>
             <w:rPr>
-              <w:rFonts w:asciiTheme="majorHAnsi" w:eastAsiaTheme="minorEastAsia" w:hAnsiTheme="majorHAnsi" w:cstheme="majorHAnsi"/>
               <w:noProof/>
-              <w:lang w:eastAsia="pl-PL"/>
             </w:rPr>
           </w:pPr>
-          <w:hyperlink w:anchor="_Toc231917842" w:history="1">
+          <w:hyperlink w:anchor="_Toc232073990" w:history="1">
             <w:r>
               <w:rPr>
                 <w:rStyle w:val="Hyperlink"/>
-                <w:rFonts w:asciiTheme="majorHAnsi" w:hAnsiTheme="majorHAnsi" w:cstheme="majorHAnsi"/>
+                <w:rFonts w:cstheme="majorHAnsi"/>
                 <w:noProof/>
+                <w:lang w:val="pl-PL"/>
               </w:rPr>
-              <w:t>2.2.</w:t>
+              <w:t>2.2. Klasy abstrakcyjne</w:t>
             </w:r>
             <w:r>
               <w:rPr>
-                <w:rFonts w:asciiTheme="majorHAnsi" w:eastAsiaTheme="minorEastAsia" w:hAnsiTheme="majorHAnsi" w:cstheme="majorHAnsi"/>
-                <w:noProof/>
-                <w:lang w:eastAsia="pl-PL"/>
-              </w:rPr>
-              <w:tab/>
-            </w:r>
-            <w:r>
-              <w:rPr>
-                <w:rStyle w:val="Hyperlink"/>
-                <w:rFonts w:asciiTheme="majorHAnsi" w:hAnsiTheme="majorHAnsi" w:cstheme="majorHAnsi"/>
-                <w:noProof/>
-              </w:rPr>
-              <w:t>Klasy</w:t>
-            </w:r>
-            <w:r>
-              <w:rPr>
-                <w:rFonts w:asciiTheme="majorHAnsi" w:hAnsiTheme="majorHAnsi" w:cstheme="majorHAnsi"/>
                 <w:noProof/>
                 <w:webHidden/>
               </w:rPr>
@@ -794,7 +774,6 @@
             </w:r>
             <w:r>
               <w:rPr>
-                <w:rFonts w:asciiTheme="majorHAnsi" w:hAnsiTheme="majorHAnsi" w:cstheme="majorHAnsi"/>
                 <w:noProof/>
                 <w:webHidden/>
               </w:rPr>
@@ -802,22 +781,19 @@
             </w:r>
             <w:r>
               <w:rPr>
-                <w:rFonts w:asciiTheme="majorHAnsi" w:hAnsiTheme="majorHAnsi" w:cstheme="majorHAnsi"/>
                 <w:noProof/>
                 <w:webHidden/>
               </w:rPr>
-              <w:instrText xml:space="preserve"> PAGEREF _Toc231917842 \h </w:instrText>
+              <w:instrText xml:space="preserve"> PAGEREF _Toc232073990 \h </w:instrText>
             </w:r>
             <w:r>
               <w:rPr>
-                <w:rFonts w:asciiTheme="majorHAnsi" w:hAnsiTheme="majorHAnsi" w:cstheme="majorHAnsi"/>
                 <w:noProof/>
                 <w:webHidden/>
               </w:rPr>
             </w:r>
             <w:r>
               <w:rPr>
-                <w:rFonts w:asciiTheme="majorHAnsi" w:hAnsiTheme="majorHAnsi" w:cstheme="majorHAnsi"/>
                 <w:noProof/>
                 <w:webHidden/>
               </w:rPr>
@@ -825,7 +801,6 @@
             </w:r>
             <w:r>
               <w:rPr>
-                <w:rFonts w:asciiTheme="majorHAnsi" w:hAnsiTheme="majorHAnsi" w:cstheme="majorHAnsi"/>
                 <w:noProof/>
                 <w:webHidden/>
               </w:rPr>
@@ -833,7 +808,6 @@
             </w:r>
             <w:r>
               <w:rPr>
-                <w:rFonts w:asciiTheme="majorHAnsi" w:hAnsiTheme="majorHAnsi" w:cstheme="majorHAnsi"/>
                 <w:noProof/>
                 <w:webHidden/>
               </w:rPr>
@@ -843,45 +817,26 @@
         </w:p>
         <w:p>
           <w:pPr>
-            <w:pStyle w:val="TOC3"/>
+            <w:pStyle w:val="TOC2"/>
             <w:tabs>
-              <w:tab w:val="left" w:pos="1200"/>
-              <w:tab w:val="right" w:leader="dot" w:pos="9062"/>
+              <w:tab w:val="right" w:leader="dot" w:pos="9396"/>
             </w:tabs>
             <w:rPr>
-              <w:rFonts w:asciiTheme="majorHAnsi" w:eastAsiaTheme="minorEastAsia" w:hAnsiTheme="majorHAnsi" w:cstheme="majorHAnsi"/>
               <w:noProof/>
-              <w:lang w:eastAsia="pl-PL"/>
             </w:rPr>
           </w:pPr>
-          <w:hyperlink w:anchor="_Toc231917843" w:history="1">
+          <w:hyperlink w:anchor="_Toc232073991" w:history="1">
             <w:r>
               <w:rPr>
                 <w:rStyle w:val="Hyperlink"/>
-                <w:rFonts w:asciiTheme="majorHAnsi" w:hAnsiTheme="majorHAnsi" w:cstheme="majorHAnsi"/>
+                <w:rFonts w:cstheme="majorHAnsi"/>
                 <w:noProof/>
+                <w:lang w:val="pl-PL"/>
               </w:rPr>
-              <w:t>2.3.</w:t>
+              <w:t>2.3. Klasy finalne</w:t>
             </w:r>
             <w:r>
               <w:rPr>
-                <w:rFonts w:asciiTheme="majorHAnsi" w:eastAsiaTheme="minorEastAsia" w:hAnsiTheme="majorHAnsi" w:cstheme="majorHAnsi"/>
-                <w:noProof/>
-                <w:lang w:eastAsia="pl-PL"/>
-              </w:rPr>
-              <w:tab/>
-            </w:r>
-            <w:r>
-              <w:rPr>
-                <w:rStyle w:val="Hyperlink"/>
-                <w:rFonts w:asciiTheme="majorHAnsi" w:hAnsiTheme="majorHAnsi" w:cstheme="majorHAnsi"/>
-                <w:noProof/>
-              </w:rPr>
-              <w:t>Klasy</w:t>
-            </w:r>
-            <w:r>
-              <w:rPr>
-                <w:rFonts w:asciiTheme="majorHAnsi" w:hAnsiTheme="majorHAnsi" w:cstheme="majorHAnsi"/>
                 <w:noProof/>
                 <w:webHidden/>
               </w:rPr>
@@ -889,7 +844,6 @@
             </w:r>
             <w:r>
               <w:rPr>
-                <w:rFonts w:asciiTheme="majorHAnsi" w:hAnsiTheme="majorHAnsi" w:cstheme="majorHAnsi"/>
                 <w:noProof/>
                 <w:webHidden/>
               </w:rPr>
@@ -897,22 +851,19 @@
             </w:r>
             <w:r>
               <w:rPr>
-                <w:rFonts w:asciiTheme="majorHAnsi" w:hAnsiTheme="majorHAnsi" w:cstheme="majorHAnsi"/>
                 <w:noProof/>
                 <w:webHidden/>
               </w:rPr>
-              <w:instrText xml:space="preserve"> PAGEREF _Toc231917843 \h </w:instrText>
+              <w:instrText xml:space="preserve"> PAGEREF _Toc232073991 \h </w:instrText>
             </w:r>
             <w:r>
               <w:rPr>
-                <w:rFonts w:asciiTheme="majorHAnsi" w:hAnsiTheme="majorHAnsi" w:cstheme="majorHAnsi"/>
                 <w:noProof/>
                 <w:webHidden/>
               </w:rPr>
             </w:r>
             <w:r>
               <w:rPr>
-                <w:rFonts w:asciiTheme="majorHAnsi" w:hAnsiTheme="majorHAnsi" w:cstheme="majorHAnsi"/>
                 <w:noProof/>
                 <w:webHidden/>
               </w:rPr>
@@ -920,7 +871,6 @@
             </w:r>
             <w:r>
               <w:rPr>
-                <w:rFonts w:asciiTheme="majorHAnsi" w:hAnsiTheme="majorHAnsi" w:cstheme="majorHAnsi"/>
                 <w:noProof/>
                 <w:webHidden/>
               </w:rPr>
@@ -928,7 +878,6 @@
             </w:r>
             <w:r>
               <w:rPr>
-                <w:rFonts w:asciiTheme="majorHAnsi" w:hAnsiTheme="majorHAnsi" w:cstheme="majorHAnsi"/>
                 <w:noProof/>
                 <w:webHidden/>
               </w:rPr>
@@ -938,45 +887,26 @@
         </w:p>
         <w:p>
           <w:pPr>
-            <w:pStyle w:val="TOC3"/>
+            <w:pStyle w:val="TOC2"/>
             <w:tabs>
-              <w:tab w:val="left" w:pos="1200"/>
-              <w:tab w:val="right" w:leader="dot" w:pos="9062"/>
+              <w:tab w:val="right" w:leader="dot" w:pos="9396"/>
             </w:tabs>
             <w:rPr>
-              <w:rFonts w:asciiTheme="majorHAnsi" w:eastAsiaTheme="minorEastAsia" w:hAnsiTheme="majorHAnsi" w:cstheme="majorHAnsi"/>
               <w:noProof/>
-              <w:lang w:eastAsia="pl-PL"/>
             </w:rPr>
           </w:pPr>
-          <w:hyperlink w:anchor="_Toc231917844" w:history="1">
+          <w:hyperlink w:anchor="_Toc232073992" w:history="1">
             <w:r>
               <w:rPr>
                 <w:rStyle w:val="Hyperlink"/>
-                <w:rFonts w:asciiTheme="majorHAnsi" w:hAnsiTheme="majorHAnsi" w:cstheme="majorHAnsi"/>
+                <w:rFonts w:cstheme="majorHAnsi"/>
                 <w:noProof/>
+                <w:lang w:val="pl-PL"/>
               </w:rPr>
-              <w:t>2.4.</w:t>
+              <w:t>2.4. Hermetyzacja</w:t>
             </w:r>
             <w:r>
               <w:rPr>
-                <w:rFonts w:asciiTheme="majorHAnsi" w:eastAsiaTheme="minorEastAsia" w:hAnsiTheme="majorHAnsi" w:cstheme="majorHAnsi"/>
-                <w:noProof/>
-                <w:lang w:eastAsia="pl-PL"/>
-              </w:rPr>
-              <w:tab/>
-            </w:r>
-            <w:r>
-              <w:rPr>
-                <w:rStyle w:val="Hyperlink"/>
-                <w:rFonts w:asciiTheme="majorHAnsi" w:hAnsiTheme="majorHAnsi" w:cstheme="majorHAnsi"/>
-                <w:noProof/>
-              </w:rPr>
-              <w:t>Hermetyzacja</w:t>
-            </w:r>
-            <w:r>
-              <w:rPr>
-                <w:rFonts w:asciiTheme="majorHAnsi" w:hAnsiTheme="majorHAnsi" w:cstheme="majorHAnsi"/>
                 <w:noProof/>
                 <w:webHidden/>
               </w:rPr>
@@ -984,7 +914,6 @@
             </w:r>
             <w:r>
               <w:rPr>
-                <w:rFonts w:asciiTheme="majorHAnsi" w:hAnsiTheme="majorHAnsi" w:cstheme="majorHAnsi"/>
                 <w:noProof/>
                 <w:webHidden/>
               </w:rPr>
@@ -992,22 +921,19 @@
             </w:r>
             <w:r>
               <w:rPr>
-                <w:rFonts w:asciiTheme="majorHAnsi" w:hAnsiTheme="majorHAnsi" w:cstheme="majorHAnsi"/>
                 <w:noProof/>
                 <w:webHidden/>
               </w:rPr>
-              <w:instrText xml:space="preserve"> PAGEREF _Toc231917844 \h </w:instrText>
+              <w:instrText xml:space="preserve"> PAGEREF _Toc232073992 \h </w:instrText>
             </w:r>
             <w:r>
               <w:rPr>
-                <w:rFonts w:asciiTheme="majorHAnsi" w:hAnsiTheme="majorHAnsi" w:cstheme="majorHAnsi"/>
                 <w:noProof/>
                 <w:webHidden/>
               </w:rPr>
             </w:r>
             <w:r>
               <w:rPr>
-                <w:rFonts w:asciiTheme="majorHAnsi" w:hAnsiTheme="majorHAnsi" w:cstheme="majorHAnsi"/>
                 <w:noProof/>
                 <w:webHidden/>
               </w:rPr>
@@ -1015,7 +941,6 @@
             </w:r>
             <w:r>
               <w:rPr>
-                <w:rFonts w:asciiTheme="majorHAnsi" w:hAnsiTheme="majorHAnsi" w:cstheme="majorHAnsi"/>
                 <w:noProof/>
                 <w:webHidden/>
               </w:rPr>
@@ -1023,7 +948,6 @@
             </w:r>
             <w:r>
               <w:rPr>
-                <w:rFonts w:asciiTheme="majorHAnsi" w:hAnsiTheme="majorHAnsi" w:cstheme="majorHAnsi"/>
                 <w:noProof/>
                 <w:webHidden/>
               </w:rPr>
@@ -1033,45 +957,26 @@
         </w:p>
         <w:p>
           <w:pPr>
-            <w:pStyle w:val="TOC3"/>
+            <w:pStyle w:val="TOC2"/>
             <w:tabs>
-              <w:tab w:val="left" w:pos="1200"/>
-              <w:tab w:val="right" w:leader="dot" w:pos="9062"/>
+              <w:tab w:val="right" w:leader="dot" w:pos="9396"/>
             </w:tabs>
             <w:rPr>
-              <w:rFonts w:asciiTheme="majorHAnsi" w:eastAsiaTheme="minorEastAsia" w:hAnsiTheme="majorHAnsi" w:cstheme="majorHAnsi"/>
               <w:noProof/>
-              <w:lang w:eastAsia="pl-PL"/>
             </w:rPr>
           </w:pPr>
-          <w:hyperlink w:anchor="_Toc231917845" w:history="1">
+          <w:hyperlink w:anchor="_Toc232073993" w:history="1">
             <w:r>
               <w:rPr>
                 <w:rStyle w:val="Hyperlink"/>
-                <w:rFonts w:asciiTheme="majorHAnsi" w:hAnsiTheme="majorHAnsi" w:cstheme="majorHAnsi"/>
+                <w:rFonts w:cstheme="majorHAnsi"/>
                 <w:noProof/>
+                <w:lang w:val="pl-PL"/>
               </w:rPr>
-              <w:t>2.5.</w:t>
+              <w:t>2.5. Dziedziczenie</w:t>
             </w:r>
             <w:r>
               <w:rPr>
-                <w:rFonts w:asciiTheme="majorHAnsi" w:eastAsiaTheme="minorEastAsia" w:hAnsiTheme="majorHAnsi" w:cstheme="majorHAnsi"/>
-                <w:noProof/>
-                <w:lang w:eastAsia="pl-PL"/>
-              </w:rPr>
-              <w:tab/>
-            </w:r>
-            <w:r>
-              <w:rPr>
-                <w:rStyle w:val="Hyperlink"/>
-                <w:rFonts w:asciiTheme="majorHAnsi" w:hAnsiTheme="majorHAnsi" w:cstheme="majorHAnsi"/>
-                <w:noProof/>
-              </w:rPr>
-              <w:t>Dziedziczenie</w:t>
-            </w:r>
-            <w:r>
-              <w:rPr>
-                <w:rFonts w:asciiTheme="majorHAnsi" w:hAnsiTheme="majorHAnsi" w:cstheme="majorHAnsi"/>
                 <w:noProof/>
                 <w:webHidden/>
               </w:rPr>
@@ -1079,7 +984,6 @@
             </w:r>
             <w:r>
               <w:rPr>
-                <w:rFonts w:asciiTheme="majorHAnsi" w:hAnsiTheme="majorHAnsi" w:cstheme="majorHAnsi"/>
                 <w:noProof/>
                 <w:webHidden/>
               </w:rPr>
@@ -1087,22 +991,19 @@
             </w:r>
             <w:r>
               <w:rPr>
-                <w:rFonts w:asciiTheme="majorHAnsi" w:hAnsiTheme="majorHAnsi" w:cstheme="majorHAnsi"/>
                 <w:noProof/>
                 <w:webHidden/>
               </w:rPr>
-              <w:instrText xml:space="preserve"> PAGEREF _Toc231917845 \h </w:instrText>
+              <w:instrText xml:space="preserve"> PAGEREF _Toc232073993 \h </w:instrText>
             </w:r>
             <w:r>
               <w:rPr>
-                <w:rFonts w:asciiTheme="majorHAnsi" w:hAnsiTheme="majorHAnsi" w:cstheme="majorHAnsi"/>
                 <w:noProof/>
                 <w:webHidden/>
               </w:rPr>
             </w:r>
             <w:r>
               <w:rPr>
-                <w:rFonts w:asciiTheme="majorHAnsi" w:hAnsiTheme="majorHAnsi" w:cstheme="majorHAnsi"/>
                 <w:noProof/>
                 <w:webHidden/>
               </w:rPr>
@@ -1110,7 +1011,6 @@
             </w:r>
             <w:r>
               <w:rPr>
-                <w:rFonts w:asciiTheme="majorHAnsi" w:hAnsiTheme="majorHAnsi" w:cstheme="majorHAnsi"/>
                 <w:noProof/>
                 <w:webHidden/>
               </w:rPr>
@@ -1118,7 +1018,6 @@
             </w:r>
             <w:r>
               <w:rPr>
-                <w:rFonts w:asciiTheme="majorHAnsi" w:hAnsiTheme="majorHAnsi" w:cstheme="majorHAnsi"/>
                 <w:noProof/>
                 <w:webHidden/>
               </w:rPr>
@@ -1128,45 +1027,26 @@
         </w:p>
         <w:p>
           <w:pPr>
-            <w:pStyle w:val="TOC3"/>
+            <w:pStyle w:val="TOC2"/>
             <w:tabs>
-              <w:tab w:val="left" w:pos="1200"/>
-              <w:tab w:val="right" w:leader="dot" w:pos="9062"/>
+              <w:tab w:val="right" w:leader="dot" w:pos="9396"/>
             </w:tabs>
             <w:rPr>
-              <w:rFonts w:asciiTheme="majorHAnsi" w:eastAsiaTheme="minorEastAsia" w:hAnsiTheme="majorHAnsi" w:cstheme="majorHAnsi"/>
               <w:noProof/>
-              <w:lang w:eastAsia="pl-PL"/>
             </w:rPr>
           </w:pPr>
-          <w:hyperlink w:anchor="_Toc231917846" w:history="1">
+          <w:hyperlink w:anchor="_Toc232073994" w:history="1">
             <w:r>
               <w:rPr>
                 <w:rStyle w:val="Hyperlink"/>
-                <w:rFonts w:asciiTheme="majorHAnsi" w:hAnsiTheme="majorHAnsi" w:cstheme="majorHAnsi"/>
+                <w:rFonts w:cstheme="majorHAnsi"/>
                 <w:noProof/>
+                <w:lang w:val="pl-PL"/>
               </w:rPr>
-              <w:t>2.6.</w:t>
+              <w:t>2.6. Polimorfizm</w:t>
             </w:r>
             <w:r>
               <w:rPr>
-                <w:rFonts w:asciiTheme="majorHAnsi" w:eastAsiaTheme="minorEastAsia" w:hAnsiTheme="majorHAnsi" w:cstheme="majorHAnsi"/>
-                <w:noProof/>
-                <w:lang w:eastAsia="pl-PL"/>
-              </w:rPr>
-              <w:tab/>
-            </w:r>
-            <w:r>
-              <w:rPr>
-                <w:rStyle w:val="Hyperlink"/>
-                <w:rFonts w:asciiTheme="majorHAnsi" w:hAnsiTheme="majorHAnsi" w:cstheme="majorHAnsi"/>
-                <w:noProof/>
-              </w:rPr>
-              <w:t>Polimorfizm</w:t>
-            </w:r>
-            <w:r>
-              <w:rPr>
-                <w:rFonts w:asciiTheme="majorHAnsi" w:hAnsiTheme="majorHAnsi" w:cstheme="majorHAnsi"/>
                 <w:noProof/>
                 <w:webHidden/>
               </w:rPr>
@@ -1174,7 +1054,6 @@
             </w:r>
             <w:r>
               <w:rPr>
-                <w:rFonts w:asciiTheme="majorHAnsi" w:hAnsiTheme="majorHAnsi" w:cstheme="majorHAnsi"/>
                 <w:noProof/>
                 <w:webHidden/>
               </w:rPr>
@@ -1182,22 +1061,19 @@
             </w:r>
             <w:r>
               <w:rPr>
-                <w:rFonts w:asciiTheme="majorHAnsi" w:hAnsiTheme="majorHAnsi" w:cstheme="majorHAnsi"/>
                 <w:noProof/>
                 <w:webHidden/>
               </w:rPr>
-              <w:instrText xml:space="preserve"> PAGEREF _Toc231917846 \h </w:instrText>
+              <w:instrText xml:space="preserve"> PAGEREF _Toc232073994 \h </w:instrText>
             </w:r>
             <w:r>
               <w:rPr>
-                <w:rFonts w:asciiTheme="majorHAnsi" w:hAnsiTheme="majorHAnsi" w:cstheme="majorHAnsi"/>
                 <w:noProof/>
                 <w:webHidden/>
               </w:rPr>
             </w:r>
             <w:r>
               <w:rPr>
-                <w:rFonts w:asciiTheme="majorHAnsi" w:hAnsiTheme="majorHAnsi" w:cstheme="majorHAnsi"/>
                 <w:noProof/>
                 <w:webHidden/>
               </w:rPr>
@@ -1205,15 +1081,13 @@
             </w:r>
             <w:r>
               <w:rPr>
-                <w:rFonts w:asciiTheme="majorHAnsi" w:hAnsiTheme="majorHAnsi" w:cstheme="majorHAnsi"/>
                 <w:noProof/>
                 <w:webHidden/>
               </w:rPr>
-              <w:t>4</w:t>
+              <w:t>5</w:t>
             </w:r>
             <w:r>
               <w:rPr>
-                <w:rFonts w:asciiTheme="majorHAnsi" w:hAnsiTheme="majorHAnsi" w:cstheme="majorHAnsi"/>
                 <w:noProof/>
                 <w:webHidden/>
               </w:rPr>
@@ -1225,43 +1099,25 @@
           <w:pPr>
             <w:pStyle w:val="TOC1"/>
             <w:tabs>
-              <w:tab w:val="left" w:pos="480"/>
-              <w:tab w:val="right" w:leader="dot" w:pos="9062"/>
+              <w:tab w:val="right" w:leader="dot" w:pos="9396"/>
             </w:tabs>
             <w:rPr>
-              <w:rFonts w:asciiTheme="majorHAnsi" w:eastAsiaTheme="minorEastAsia" w:hAnsiTheme="majorHAnsi" w:cstheme="majorHAnsi"/>
+              <w:rFonts w:eastAsiaTheme="minorEastAsia"/>
               <w:noProof/>
               <w:lang w:eastAsia="pl-PL"/>
             </w:rPr>
           </w:pPr>
-          <w:hyperlink w:anchor="_Toc231917847" w:history="1">
+          <w:hyperlink w:anchor="_Toc232073995" w:history="1">
             <w:r>
               <w:rPr>
                 <w:rStyle w:val="Hyperlink"/>
-                <w:rFonts w:asciiTheme="majorHAnsi" w:hAnsiTheme="majorHAnsi" w:cstheme="majorHAnsi"/>
+                <w:rFonts w:cstheme="majorHAnsi"/>
                 <w:noProof/>
               </w:rPr>
-              <w:t>3.</w:t>
+              <w:t>3. Wnioski</w:t>
             </w:r>
             <w:r>
               <w:rPr>
-                <w:rFonts w:asciiTheme="majorHAnsi" w:eastAsiaTheme="minorEastAsia" w:hAnsiTheme="majorHAnsi" w:cstheme="majorHAnsi"/>
-                <w:noProof/>
-                <w:lang w:eastAsia="pl-PL"/>
-              </w:rPr>
-              <w:tab/>
-            </w:r>
-            <w:r>
-              <w:rPr>
-                <w:rStyle w:val="Hyperlink"/>
-                <w:rFonts w:asciiTheme="majorHAnsi" w:hAnsiTheme="majorHAnsi" w:cstheme="majorHAnsi"/>
-                <w:noProof/>
-              </w:rPr>
-              <w:t>Wnioski</w:t>
-            </w:r>
-            <w:r>
-              <w:rPr>
-                <w:rFonts w:asciiTheme="majorHAnsi" w:hAnsiTheme="majorHAnsi" w:cstheme="majorHAnsi"/>
                 <w:noProof/>
                 <w:webHidden/>
               </w:rPr>
@@ -1269,7 +1125,6 @@
             </w:r>
             <w:r>
               <w:rPr>
-                <w:rFonts w:asciiTheme="majorHAnsi" w:hAnsiTheme="majorHAnsi" w:cstheme="majorHAnsi"/>
                 <w:noProof/>
                 <w:webHidden/>
               </w:rPr>
@@ -1277,22 +1132,19 @@
             </w:r>
             <w:r>
               <w:rPr>
-                <w:rFonts w:asciiTheme="majorHAnsi" w:hAnsiTheme="majorHAnsi" w:cstheme="majorHAnsi"/>
                 <w:noProof/>
                 <w:webHidden/>
               </w:rPr>
-              <w:instrText xml:space="preserve"> PAGEREF _Toc231917847 \h </w:instrText>
+              <w:instrText xml:space="preserve"> PAGEREF _Toc232073995 \h </w:instrText>
             </w:r>
             <w:r>
               <w:rPr>
-                <w:rFonts w:asciiTheme="majorHAnsi" w:hAnsiTheme="majorHAnsi" w:cstheme="majorHAnsi"/>
                 <w:noProof/>
                 <w:webHidden/>
               </w:rPr>
             </w:r>
             <w:r>
               <w:rPr>
-                <w:rFonts w:asciiTheme="majorHAnsi" w:hAnsiTheme="majorHAnsi" w:cstheme="majorHAnsi"/>
                 <w:noProof/>
                 <w:webHidden/>
               </w:rPr>
@@ -1300,7 +1152,6 @@
             </w:r>
             <w:r>
               <w:rPr>
-                <w:rFonts w:asciiTheme="majorHAnsi" w:hAnsiTheme="majorHAnsi" w:cstheme="majorHAnsi"/>
                 <w:noProof/>
                 <w:webHidden/>
               </w:rPr>
@@ -1308,7 +1159,6 @@
             </w:r>
             <w:r>
               <w:rPr>
-                <w:rFonts w:asciiTheme="majorHAnsi" w:hAnsiTheme="majorHAnsi" w:cstheme="majorHAnsi"/>
                 <w:noProof/>
                 <w:webHidden/>
               </w:rPr>
@@ -1444,6 +1294,7 @@
           <w:lang w:val="pl-PL"/>
         </w:rPr>
       </w:pPr>
+      <w:bookmarkStart w:id="0" w:name="_Toc232073986"/>
       <w:r>
         <w:rPr>
           <w:rFonts w:cstheme="majorHAnsi"/>
@@ -1452,6 +1303,7 @@
         <w:lastRenderedPageBreak/>
         <w:t>1. Opis i założenia projektu</w:t>
       </w:r>
+      <w:bookmarkEnd w:id="0"/>
     </w:p>
     <w:p>
       <w:pPr>
@@ -1487,6 +1339,7 @@
           <w:lang w:val="pl-PL"/>
         </w:rPr>
       </w:pPr>
+      <w:bookmarkStart w:id="1" w:name="_Toc232073987"/>
       <w:r>
         <w:rPr>
           <w:rFonts w:cstheme="majorHAnsi"/>
@@ -1494,6 +1347,7 @@
         </w:rPr>
         <w:t>Założenia projektu</w:t>
       </w:r>
+      <w:bookmarkEnd w:id="1"/>
     </w:p>
     <w:p>
       <w:pPr>
@@ -1679,6 +1533,7 @@
           <w:lang w:val="pl-PL"/>
         </w:rPr>
       </w:pPr>
+      <w:bookmarkStart w:id="2" w:name="_Toc232073988"/>
       <w:r>
         <w:rPr>
           <w:rFonts w:cstheme="majorHAnsi"/>
@@ -1687,6 +1542,7 @@
         <w:lastRenderedPageBreak/>
         <w:t>2. Opis techniczny projektu</w:t>
       </w:r>
+      <w:bookmarkEnd w:id="2"/>
     </w:p>
     <w:p>
       <w:pPr>
@@ -1713,6 +1569,7 @@
           <w:lang w:val="pl-PL"/>
         </w:rPr>
       </w:pPr>
+      <w:bookmarkStart w:id="3" w:name="_Toc232073989"/>
       <w:r>
         <w:rPr>
           <w:rFonts w:cstheme="majorHAnsi"/>
@@ -1720,6 +1577,7 @@
         </w:rPr>
         <w:t>2.1. Interfejsy</w:t>
       </w:r>
+      <w:bookmarkEnd w:id="3"/>
     </w:p>
     <w:p>
       <w:pPr>
@@ -1794,6 +1652,7 @@
           <w:lang w:val="pl-PL"/>
         </w:rPr>
       </w:pPr>
+      <w:bookmarkStart w:id="4" w:name="_Toc232073990"/>
       <w:r>
         <w:rPr>
           <w:rFonts w:cstheme="majorHAnsi"/>
@@ -1801,6 +1660,7 @@
         </w:rPr>
         <w:t>2.2. Klasy abstrakcyjne</w:t>
       </w:r>
+      <w:bookmarkEnd w:id="4"/>
     </w:p>
     <w:p>
       <w:pPr>
@@ -1875,6 +1735,7 @@
           <w:lang w:val="pl-PL"/>
         </w:rPr>
       </w:pPr>
+      <w:bookmarkStart w:id="5" w:name="_Toc232073991"/>
       <w:r>
         <w:rPr>
           <w:rFonts w:cstheme="majorHAnsi"/>
@@ -1882,6 +1743,7 @@
         </w:rPr>
         <w:t>2.3. Klasy finalne</w:t>
       </w:r>
+      <w:bookmarkEnd w:id="5"/>
     </w:p>
     <w:p>
       <w:pPr>
@@ -1956,6 +1818,7 @@
           <w:lang w:val="pl-PL"/>
         </w:rPr>
       </w:pPr>
+      <w:bookmarkStart w:id="6" w:name="_Toc232073992"/>
       <w:r>
         <w:rPr>
           <w:rFonts w:cstheme="majorHAnsi"/>
@@ -1963,6 +1826,7 @@
         </w:rPr>
         <w:t>2.4. Hermetyzacja</w:t>
       </w:r>
+      <w:bookmarkEnd w:id="6"/>
     </w:p>
     <w:p>
       <w:pPr>
@@ -1989,6 +1853,7 @@
           <w:lang w:val="pl-PL"/>
         </w:rPr>
       </w:pPr>
+      <w:bookmarkStart w:id="7" w:name="_Toc232073993"/>
       <w:r>
         <w:rPr>
           <w:rFonts w:cstheme="majorHAnsi"/>
@@ -1996,6 +1861,7 @@
         </w:rPr>
         <w:t>2.5. Dziedziczenie</w:t>
       </w:r>
+      <w:bookmarkEnd w:id="7"/>
     </w:p>
     <w:p>
       <w:pPr>
@@ -2022,6 +1888,7 @@
           <w:lang w:val="pl-PL"/>
         </w:rPr>
       </w:pPr>
+      <w:bookmarkStart w:id="8" w:name="_Toc232073994"/>
       <w:r>
         <w:rPr>
           <w:rFonts w:cstheme="majorHAnsi"/>
@@ -2030,6 +1897,7 @@
         <w:lastRenderedPageBreak/>
         <w:t>2.6. Polimorfizm</w:t>
       </w:r>
+      <w:bookmarkEnd w:id="8"/>
     </w:p>
     <w:p>
       <w:pPr>
@@ -2065,6 +1933,7 @@
           <w:lang w:val="pl-PL"/>
         </w:rPr>
       </w:pPr>
+      <w:bookmarkStart w:id="9" w:name="_Toc232073995"/>
       <w:r>
         <w:rPr>
           <w:rFonts w:cstheme="majorHAnsi"/>
@@ -2072,6 +1941,7 @@
         </w:rPr>
         <w:t>3. Wnioski</w:t>
       </w:r>
+      <w:bookmarkEnd w:id="9"/>
     </w:p>
     <w:p>
       <w:pPr>
@@ -2954,6 +2824,7 @@
   <w:style w:type="character" w:default="1" w:styleId="DefaultParagraphFont">
     <w:name w:val="Default Paragraph Font"/>
     <w:uiPriority w:val="1"/>
+    <w:semiHidden/>
     <w:unhideWhenUsed/>
   </w:style>
   <w:style w:type="table" w:default="1" w:styleId="TableNormal">
@@ -13777,6 +13648,19 @@
       <w:color w:val="0000FF" w:themeColor="hyperlink"/>
       <w:u w:val="single"/>
     </w:rPr>
+  </w:style>
+  <w:style w:type="paragraph" w:styleId="TOC2">
+    <w:name w:val="toc 2"/>
+    <w:basedOn w:val="Normal"/>
+    <w:next w:val="Normal"/>
+    <w:autoRedefine/>
+    <w:uiPriority w:val="39"/>
+    <w:unhideWhenUsed/>
+    <w:rsid w:val="000B588B"/>
+    <w:pPr>
+      <w:spacing w:after="100"/>
+      <w:ind w:left="240"/>
+    </w:pPr>
   </w:style>
 </w:styles>
 </file>
